--- a/modules/apperp/management-aset/resources/laporan/work-order/standar.docx
+++ b/modules/apperp/management-aset/resources/laporan/work-order/standar.docx
@@ -738,7 +738,7 @@
             <w:pPr/>
             <w:r>
               <w:rPr/>
-              <w:t xml:space="preserve">${baris.asset_kode} ${baris.asset_nama}</w:t>
+              <w:t xml:space="preserve">${baris.aset_kode} ${baris.aset_nama}</w:t>
             </w:r>
           </w:p>
         </w:tc>
